--- a/Sheets/Frontend Sheet.docx
+++ b/Sheets/Frontend Sheet.docx
@@ -58,6 +58,7 @@
     <w:p>
       <w:pPr>
         <w:numPr>
+          <w:ilvl w:val="0"/>
           <w:numId w:val="0"/>
         </w:numPr>
         <w:rPr>
@@ -259,6 +260,25 @@
       <w:pPr>
         <w:rPr>
           <w:rFonts w:hint="default"/>
+          <w:sz w:val="32"/>
+          <w:szCs w:val="32"/>
+          <w:lang w:val="hu-HU"/>
+        </w:rPr>
+      </w:pPr>
+      <w:r>
+        <w:rPr>
+          <w:rFonts w:hint="default"/>
+          <w:sz w:val="32"/>
+          <w:szCs w:val="32"/>
+          <w:lang w:val="hu-HU"/>
+        </w:rPr>
+        <w:t>A dolgozathoz csak react-router és bootstrap vagy tailwindcss kell</w:t>
+      </w:r>
+    </w:p>
+    <w:p>
+      <w:pPr>
+        <w:rPr>
+          <w:rFonts w:hint="default"/>
           <w:sz w:val="36"/>
           <w:szCs w:val="36"/>
           <w:lang w:val="hu-HU"/>
@@ -292,6 +312,7 @@
     <w:p>
       <w:pPr>
         <w:numPr>
+          <w:ilvl w:val="0"/>
           <w:numId w:val="0"/>
         </w:numPr>
         <w:ind w:leftChars="0"/>
@@ -315,6 +336,7 @@
     <w:p>
       <w:pPr>
         <w:numPr>
+          <w:ilvl w:val="0"/>
           <w:numId w:val="0"/>
         </w:numPr>
         <w:ind w:leftChars="0"/>
@@ -374,6 +396,7 @@
     <w:p>
       <w:pPr>
         <w:numPr>
+          <w:ilvl w:val="0"/>
           <w:numId w:val="0"/>
         </w:numPr>
         <w:ind w:leftChars="0"/>
@@ -412,6 +435,7 @@
     <w:p>
       <w:pPr>
         <w:numPr>
+          <w:ilvl w:val="0"/>
           <w:numId w:val="0"/>
         </w:numPr>
         <w:ind w:leftChars="0"/>
@@ -435,6 +459,7 @@
     <w:p>
       <w:pPr>
         <w:numPr>
+          <w:ilvl w:val="0"/>
           <w:numId w:val="0"/>
         </w:numPr>
         <w:ind w:leftChars="0"/>
@@ -489,6 +514,68 @@
             </a:graphic>
           </wp:inline>
         </w:drawing>
+      </w:r>
+    </w:p>
+    <w:p>
+      <w:pPr>
+        <w:numPr>
+          <w:ilvl w:val="0"/>
+          <w:numId w:val="0"/>
+        </w:numPr>
+        <w:ind w:leftChars="0"/>
+        <w:rPr>
+          <w:rFonts w:hint="default"/>
+          <w:sz w:val="32"/>
+          <w:szCs w:val="32"/>
+          <w:lang w:val="hu-HU"/>
+        </w:rPr>
+      </w:pPr>
+    </w:p>
+    <w:p>
+      <w:pPr>
+        <w:numPr>
+          <w:ilvl w:val="0"/>
+          <w:numId w:val="1"/>
+        </w:numPr>
+        <w:ind w:left="0" w:leftChars="0" w:firstLine="0" w:firstLineChars="0"/>
+        <w:rPr>
+          <w:rFonts w:hint="default"/>
+          <w:sz w:val="36"/>
+          <w:szCs w:val="36"/>
+          <w:lang w:val="hu-HU"/>
+        </w:rPr>
+      </w:pPr>
+      <w:r>
+        <w:rPr>
+          <w:rFonts w:hint="default"/>
+          <w:sz w:val="36"/>
+          <w:szCs w:val="36"/>
+          <w:lang w:val="hu-HU"/>
+        </w:rPr>
+        <w:t>Fetchelés</w:t>
+      </w:r>
+    </w:p>
+    <w:p>
+      <w:pPr>
+        <w:numPr>
+          <w:numId w:val="0"/>
+        </w:numPr>
+        <w:ind w:leftChars="0"/>
+        <w:rPr>
+          <w:rFonts w:hint="default"/>
+          <w:sz w:val="32"/>
+          <w:szCs w:val="32"/>
+          <w:lang w:val="hu-HU"/>
+        </w:rPr>
+      </w:pPr>
+      <w:r>
+        <w:rPr>
+          <w:rFonts w:hint="default"/>
+          <w:sz w:val="32"/>
+          <w:szCs w:val="32"/>
+          <w:lang w:val="hu-HU"/>
+        </w:rPr>
+        <w:t>A fetch benne van a feladatban</w:t>
       </w:r>
       <w:bookmarkStart w:id="0" w:name="_GoBack"/>
       <w:bookmarkEnd w:id="0"/>
